--- a/CS SEMINAR/New folder/FINGER SLEEVE TECHNOLOGY - Copy.docx
+++ b/CS SEMINAR/New folder/FINGER SLEEVE TECHNOLOGY - Copy.docx
@@ -4,7 +4,7 @@
   <w:body>
     <w:p>
       <w:pPr>
-        <w:spacing w:after="0" w:line="240" w:lineRule="auto"/>
+        <w:spacing w:after="0" w:line="360" w:lineRule="auto"/>
         <w:jc w:val="center"/>
         <w:outlineLvl w:val="1"/>
         <w:rPr>
@@ -151,89 +151,14 @@
           <w:szCs w:val="28"/>
         </w:rPr>
       </w:pPr>
-    </w:p>
-    <w:p>
-      <w:pPr>
-        <w:spacing w:after="0" w:line="240" w:lineRule="auto"/>
-        <w:ind w:left="17"/>
-        <w:jc w:val="center"/>
+      <w:r>
         <w:rPr>
           <w:rFonts w:ascii="Times New Roman" w:hAnsi="Times New Roman" w:cs="Times New Roman"/>
           <w:b/>
           <w:sz w:val="28"/>
           <w:szCs w:val="28"/>
         </w:rPr>
-      </w:pPr>
-    </w:p>
-    <w:p>
-      <w:pPr>
-        <w:spacing w:after="0" w:line="240" w:lineRule="auto"/>
-        <w:ind w:left="17"/>
-        <w:jc w:val="center"/>
-        <w:rPr>
-          <w:rFonts w:ascii="Times New Roman" w:hAnsi="Times New Roman" w:cs="Times New Roman"/>
-          <w:b/>
-          <w:sz w:val="28"/>
-          <w:szCs w:val="28"/>
-        </w:rPr>
-      </w:pPr>
-      <w:r>
-        <w:rPr>
-          <w:rFonts w:ascii="Times New Roman" w:hAnsi="Times New Roman" w:cs="Times New Roman"/>
-          <w:b/>
-          <w:sz w:val="28"/>
-          <w:szCs w:val="28"/>
-        </w:rPr>
-        <w:t>MOHAMMED ADAMU</w:t>
-      </w:r>
-    </w:p>
-    <w:p>
-      <w:pPr>
-        <w:spacing w:after="0" w:line="240" w:lineRule="auto"/>
-        <w:ind w:left="17"/>
-        <w:jc w:val="center"/>
-        <w:rPr>
-          <w:rFonts w:ascii="Times New Roman" w:hAnsi="Times New Roman" w:cs="Times New Roman"/>
-          <w:b/>
-          <w:sz w:val="28"/>
-          <w:szCs w:val="28"/>
-        </w:rPr>
-      </w:pPr>
-      <w:r>
-        <w:rPr>
-          <w:rFonts w:ascii="Times New Roman" w:hAnsi="Times New Roman" w:cs="Times New Roman"/>
-          <w:b/>
-          <w:sz w:val="28"/>
-          <w:szCs w:val="28"/>
-        </w:rPr>
-        <w:t>ST/CS/HND/2</w:t>
-      </w:r>
-      <w:r>
-        <w:rPr>
-          <w:rFonts w:ascii="Times New Roman" w:hAnsi="Times New Roman" w:cs="Times New Roman"/>
-          <w:b/>
-          <w:sz w:val="28"/>
-          <w:szCs w:val="28"/>
-        </w:rPr>
-        <w:t>1</w:t>
-      </w:r>
-      <w:r>
-        <w:rPr>
-          <w:rFonts w:ascii="Times New Roman" w:hAnsi="Times New Roman" w:cs="Times New Roman"/>
-          <w:b/>
-          <w:sz w:val="28"/>
-          <w:szCs w:val="28"/>
-        </w:rPr>
-        <w:t>/0</w:t>
-      </w:r>
-      <w:r>
-        <w:rPr>
-          <w:rFonts w:ascii="Times New Roman" w:hAnsi="Times New Roman" w:cs="Times New Roman"/>
-          <w:b/>
-          <w:sz w:val="28"/>
-          <w:szCs w:val="28"/>
-        </w:rPr>
-        <w:t>50</w:t>
+        <w:t>BY</w:t>
       </w:r>
     </w:p>
     <w:p>
@@ -251,6 +176,57 @@
     </w:p>
     <w:p>
       <w:pPr>
+        <w:spacing w:line="360" w:lineRule="auto"/>
+        <w:jc w:val="center"/>
+        <w:rPr>
+          <w:rFonts w:ascii="Times New Roman" w:hAnsi="Times New Roman" w:cs="Times New Roman"/>
+          <w:b/>
+          <w:sz w:val="28"/>
+          <w:szCs w:val="28"/>
+        </w:rPr>
+      </w:pPr>
+      <w:r>
+        <w:rPr>
+          <w:rFonts w:ascii="Times New Roman" w:hAnsi="Times New Roman" w:cs="Times New Roman"/>
+          <w:b/>
+          <w:sz w:val="28"/>
+          <w:szCs w:val="28"/>
+        </w:rPr>
+        <w:t>JOSHUA ADAMU</w:t>
+      </w:r>
+    </w:p>
+    <w:p>
+      <w:pPr>
+        <w:spacing w:line="360" w:lineRule="auto"/>
+        <w:jc w:val="center"/>
+        <w:rPr>
+          <w:rFonts w:ascii="Times New Roman" w:hAnsi="Times New Roman" w:cs="Times New Roman"/>
+          <w:b/>
+          <w:sz w:val="28"/>
+          <w:szCs w:val="28"/>
+        </w:rPr>
+      </w:pPr>
+      <w:r>
+        <w:rPr>
+          <w:rFonts w:ascii="Times New Roman" w:hAnsi="Times New Roman" w:cs="Times New Roman"/>
+          <w:b/>
+          <w:sz w:val="28"/>
+          <w:szCs w:val="28"/>
+        </w:rPr>
+        <w:t>ST/CS/ND/22/37</w:t>
+      </w:r>
+      <w:r>
+        <w:rPr>
+          <w:rFonts w:ascii="Times New Roman" w:hAnsi="Times New Roman" w:cs="Times New Roman"/>
+          <w:b/>
+          <w:sz w:val="28"/>
+          <w:szCs w:val="28"/>
+        </w:rPr>
+        <w:t>2</w:t>
+      </w:r>
+    </w:p>
+    <w:p>
+      <w:pPr>
         <w:spacing w:line="240" w:lineRule="auto"/>
         <w:ind w:left="17"/>
         <w:jc w:val="center"/>
@@ -278,7 +254,7 @@
     <w:p>
       <w:pPr>
         <w:spacing w:line="240" w:lineRule="auto"/>
-        <w:ind w:left="17"/>
+        <w:ind w:left="17" w:firstLineChars="200" w:firstLine="562"/>
         <w:jc w:val="center"/>
         <w:rPr>
           <w:rFonts w:ascii="Times New Roman" w:hAnsi="Times New Roman" w:cs="Times New Roman"/>
@@ -287,6 +263,72 @@
           <w:szCs w:val="28"/>
         </w:rPr>
       </w:pPr>
+      <w:r>
+        <w:rPr>
+          <w:rFonts w:ascii="Times New Roman" w:hAnsi="Times New Roman" w:cs="Times New Roman"/>
+          <w:b/>
+          <w:sz w:val="28"/>
+          <w:szCs w:val="28"/>
+        </w:rPr>
+        <w:t>A SEMINAR</w:t>
+      </w:r>
+    </w:p>
+    <w:p>
+      <w:pPr>
+        <w:spacing w:line="240" w:lineRule="auto"/>
+        <w:ind w:left="17" w:firstLineChars="200" w:firstLine="562"/>
+        <w:jc w:val="center"/>
+        <w:rPr>
+          <w:rFonts w:ascii="Times New Roman" w:hAnsi="Times New Roman" w:cs="Times New Roman"/>
+          <w:b/>
+          <w:sz w:val="28"/>
+          <w:szCs w:val="28"/>
+        </w:rPr>
+      </w:pPr>
+      <w:r>
+        <w:rPr>
+          <w:rFonts w:ascii="Times New Roman" w:hAnsi="Times New Roman" w:cs="Times New Roman"/>
+          <w:b/>
+          <w:sz w:val="28"/>
+          <w:szCs w:val="28"/>
+        </w:rPr>
+        <w:t>PRESENTED TO</w:t>
+      </w:r>
+    </w:p>
+    <w:p>
+      <w:pPr>
+        <w:spacing w:line="240" w:lineRule="auto"/>
+        <w:ind w:left="17" w:firstLineChars="200" w:firstLine="562"/>
+        <w:jc w:val="center"/>
+        <w:rPr>
+          <w:rFonts w:ascii="Times New Roman" w:hAnsi="Times New Roman" w:cs="Times New Roman"/>
+          <w:b/>
+          <w:sz w:val="28"/>
+          <w:szCs w:val="28"/>
+        </w:rPr>
+      </w:pPr>
+    </w:p>
+    <w:p>
+      <w:pPr>
+        <w:spacing w:line="240" w:lineRule="auto"/>
+        <w:ind w:left="17" w:firstLineChars="200" w:firstLine="562"/>
+        <w:jc w:val="center"/>
+        <w:rPr>
+          <w:rFonts w:ascii="Times New Roman" w:hAnsi="Times New Roman" w:cs="Times New Roman"/>
+          <w:b/>
+          <w:sz w:val="28"/>
+          <w:szCs w:val="28"/>
+        </w:rPr>
+      </w:pPr>
+      <w:r>
+        <w:rPr>
+          <w:rFonts w:ascii="Times New Roman" w:hAnsi="Times New Roman" w:cs="Times New Roman"/>
+          <w:b/>
+          <w:sz w:val="28"/>
+          <w:szCs w:val="28"/>
+        </w:rPr>
+        <w:t>THE DEPARTMENT OF COMPUTER SCIENCE, SCHOOL OF SCIENCE AND TECHNOLOGY, FEDERAL POLYTECHNIC, MUBI ADAMAWA STATE, NIGERIA</w:t>
+      </w:r>
     </w:p>
     <w:p>
       <w:pPr>
@@ -295,29 +337,6 @@
         <w:jc w:val="center"/>
         <w:rPr>
           <w:rFonts w:ascii="Times New Roman" w:hAnsi="Times New Roman" w:cs="Times New Roman"/>
-          <w:b/>
-          <w:sz w:val="28"/>
-          <w:szCs w:val="28"/>
-        </w:rPr>
-      </w:pPr>
-      <w:r>
-        <w:rPr>
-          <w:rFonts w:ascii="Times New Roman" w:hAnsi="Times New Roman" w:cs="Times New Roman"/>
-          <w:b/>
-          <w:sz w:val="28"/>
-          <w:szCs w:val="28"/>
-        </w:rPr>
-        <w:t>A SEMINAR PRESENTED TO THE DEPARTMENT OF COMPUTER SCIENCE, SCHOOL OF SCIENCE AND TECHNOLOGY, FEDERAL POLYTECHNIC MUBI, ADAMAWA STATE, NIGERIA</w:t>
-      </w:r>
-    </w:p>
-    <w:p>
-      <w:pPr>
-        <w:spacing w:line="240" w:lineRule="auto"/>
-        <w:ind w:left="17" w:firstLineChars="200" w:firstLine="562"/>
-        <w:jc w:val="center"/>
-        <w:rPr>
-          <w:rFonts w:ascii="Times New Roman" w:hAnsi="Times New Roman" w:cs="Times New Roman"/>
-          <w:b/>
           <w:sz w:val="28"/>
           <w:szCs w:val="28"/>
         </w:rPr>
@@ -342,6 +361,47 @@
         <w:jc w:val="center"/>
         <w:rPr>
           <w:rFonts w:ascii="Times New Roman" w:hAnsi="Times New Roman" w:cs="Times New Roman"/>
+          <w:b/>
+          <w:sz w:val="28"/>
+          <w:szCs w:val="28"/>
+        </w:rPr>
+      </w:pPr>
+      <w:r>
+        <w:rPr>
+          <w:rFonts w:ascii="Times New Roman" w:hAnsi="Times New Roman" w:cs="Times New Roman"/>
+          <w:b/>
+          <w:caps/>
+          <w:sz w:val="28"/>
+          <w:szCs w:val="28"/>
+        </w:rPr>
+        <w:t>AUGUST</w:t>
+      </w:r>
+      <w:r>
+        <w:rPr>
+          <w:rFonts w:ascii="Times New Roman" w:hAnsi="Times New Roman" w:cs="Times New Roman"/>
+          <w:b/>
+          <w:sz w:val="28"/>
+          <w:szCs w:val="28"/>
+        </w:rPr>
+        <w:t>, 202</w:t>
+      </w:r>
+      <w:r>
+        <w:rPr>
+          <w:rFonts w:ascii="Times New Roman" w:hAnsi="Times New Roman" w:cs="Times New Roman"/>
+          <w:b/>
+          <w:sz w:val="28"/>
+          <w:szCs w:val="28"/>
+        </w:rPr>
+        <w:t>4</w:t>
+      </w:r>
+    </w:p>
+    <w:p>
+      <w:pPr>
+        <w:spacing w:after="0" w:line="240" w:lineRule="auto"/>
+        <w:outlineLvl w:val="1"/>
+        <w:rPr>
+          <w:rFonts w:ascii="Times New Roman" w:hAnsi="Times New Roman" w:cs="Times New Roman"/>
+          <w:b/>
           <w:sz w:val="28"/>
           <w:szCs w:val="28"/>
         </w:rPr>
@@ -350,559 +410,40 @@
     <w:p>
       <w:pPr>
         <w:spacing w:line="240" w:lineRule="auto"/>
-        <w:ind w:left="17"/>
+        <w:rPr>
+          <w:rFonts w:ascii="Times New Roman" w:eastAsia="Times New Roman" w:hAnsi="Times New Roman" w:cs="Times New Roman"/>
+          <w:b/>
+          <w:sz w:val="28"/>
+          <w:szCs w:val="28"/>
+        </w:rPr>
+      </w:pPr>
+      <w:r>
+        <w:rPr>
+          <w:rFonts w:ascii="Times New Roman" w:eastAsia="Times New Roman" w:hAnsi="Times New Roman" w:cs="Times New Roman"/>
+          <w:b/>
+          <w:sz w:val="28"/>
+          <w:szCs w:val="28"/>
+        </w:rPr>
+        <w:br w:type="page"/>
+      </w:r>
+    </w:p>
+    <w:p>
+      <w:pPr>
+        <w:spacing w:line="360" w:lineRule="auto"/>
         <w:jc w:val="center"/>
         <w:rPr>
-          <w:rFonts w:ascii="Times New Roman" w:hAnsi="Times New Roman" w:cs="Times New Roman"/>
-          <w:sz w:val="28"/>
-          <w:szCs w:val="28"/>
-        </w:rPr>
-      </w:pPr>
-    </w:p>
-    <w:p>
-      <w:pPr>
-        <w:spacing w:line="240" w:lineRule="auto"/>
-        <w:ind w:left="17"/>
-        <w:jc w:val="center"/>
-        <w:rPr>
-          <w:rFonts w:ascii="Times New Roman" w:hAnsi="Times New Roman" w:cs="Times New Roman"/>
-          <w:b/>
-          <w:sz w:val="28"/>
-          <w:szCs w:val="28"/>
-        </w:rPr>
-      </w:pPr>
-    </w:p>
-    <w:p>
-      <w:pPr>
-        <w:spacing w:line="240" w:lineRule="auto"/>
-        <w:ind w:left="17"/>
-        <w:jc w:val="right"/>
-        <w:rPr>
-          <w:rFonts w:ascii="Times New Roman" w:hAnsi="Times New Roman" w:cs="Times New Roman"/>
-          <w:b/>
-          <w:sz w:val="28"/>
-          <w:szCs w:val="28"/>
-        </w:rPr>
-      </w:pPr>
-      <w:r>
-        <w:rPr>
-          <w:rFonts w:ascii="Times New Roman" w:hAnsi="Times New Roman" w:cs="Times New Roman"/>
+          <w:rFonts w:ascii="Times New Roman" w:eastAsia="Times New Roman" w:hAnsi="Times New Roman" w:cs="Times New Roman"/>
           <w:b/>
           <w:caps/>
           <w:sz w:val="28"/>
           <w:szCs w:val="28"/>
         </w:rPr>
-        <w:t>AUGUST</w:t>
-      </w:r>
-      <w:r>
-        <w:rPr>
-          <w:rFonts w:ascii="Times New Roman" w:hAnsi="Times New Roman" w:cs="Times New Roman"/>
-          <w:b/>
-          <w:sz w:val="28"/>
-          <w:szCs w:val="28"/>
-        </w:rPr>
-        <w:t>, 202</w:t>
-      </w:r>
-      <w:r>
-        <w:rPr>
-          <w:rFonts w:ascii="Times New Roman" w:hAnsi="Times New Roman" w:cs="Times New Roman"/>
-          <w:b/>
-          <w:sz w:val="28"/>
-          <w:szCs w:val="28"/>
-        </w:rPr>
-        <w:t>3</w:t>
-      </w:r>
-    </w:p>
-    <w:p>
-      <w:pPr>
-        <w:spacing w:after="0" w:line="240" w:lineRule="auto"/>
-        <w:jc w:val="center"/>
-        <w:outlineLvl w:val="1"/>
-        <w:rPr>
-          <w:rFonts w:ascii="Times New Roman" w:eastAsia="Times New Roman" w:hAnsi="Times New Roman" w:cs="Times New Roman"/>
-          <w:b/>
-          <w:bCs/>
-          <w:sz w:val="28"/>
-          <w:szCs w:val="28"/>
-        </w:rPr>
-      </w:pPr>
-      <w:r>
-        <w:rPr>
-          <w:rFonts w:ascii="Times New Roman" w:hAnsi="Times New Roman" w:cs="Times New Roman"/>
-          <w:sz w:val="28"/>
-          <w:szCs w:val="28"/>
-        </w:rPr>
-        <w:br w:type="page"/>
-      </w:r>
-      <w:r>
-        <w:rPr>
-          <w:rFonts w:ascii="Times New Roman" w:eastAsia="Times New Roman" w:hAnsi="Times New Roman" w:cs="Times New Roman"/>
-          <w:b/>
-          <w:bCs/>
-          <w:sz w:val="28"/>
-          <w:szCs w:val="28"/>
-        </w:rPr>
-        <w:lastRenderedPageBreak/>
-        <w:t>FINGER SLEEVE TECHNOLOGY: A WEARABLE NAVIGATION DEVICE</w:t>
-      </w:r>
-    </w:p>
-    <w:p>
-      <w:pPr>
-        <w:spacing w:line="240" w:lineRule="auto"/>
-        <w:ind w:left="17"/>
-        <w:jc w:val="center"/>
-        <w:rPr>
-          <w:rFonts w:ascii="Times New Roman" w:hAnsi="Times New Roman" w:cs="Times New Roman"/>
-          <w:b/>
-          <w:sz w:val="28"/>
-          <w:szCs w:val="28"/>
-        </w:rPr>
-      </w:pPr>
-    </w:p>
-    <w:p>
-      <w:pPr>
-        <w:spacing w:line="240" w:lineRule="auto"/>
-        <w:ind w:left="17"/>
-        <w:jc w:val="center"/>
-        <w:rPr>
-          <w:rFonts w:ascii="Times New Roman" w:hAnsi="Times New Roman" w:cs="Times New Roman"/>
-          <w:b/>
-          <w:sz w:val="28"/>
-          <w:szCs w:val="28"/>
-        </w:rPr>
-      </w:pPr>
-    </w:p>
-    <w:p>
-      <w:pPr>
-        <w:spacing w:line="240" w:lineRule="auto"/>
-        <w:jc w:val="center"/>
-        <w:rPr>
-          <w:rFonts w:ascii="Times New Roman" w:hAnsi="Times New Roman" w:cs="Times New Roman"/>
-          <w:b/>
-          <w:sz w:val="28"/>
-          <w:szCs w:val="28"/>
-        </w:rPr>
-      </w:pPr>
-    </w:p>
-    <w:p>
-      <w:pPr>
-        <w:spacing w:line="240" w:lineRule="auto"/>
-        <w:ind w:left="17"/>
-        <w:jc w:val="center"/>
-        <w:rPr>
-          <w:rFonts w:ascii="Times New Roman" w:hAnsi="Times New Roman" w:cs="Times New Roman"/>
-          <w:b/>
-          <w:sz w:val="28"/>
-          <w:szCs w:val="28"/>
-        </w:rPr>
-      </w:pPr>
-    </w:p>
-    <w:p>
-      <w:pPr>
-        <w:spacing w:line="240" w:lineRule="auto"/>
-        <w:ind w:left="17"/>
-        <w:jc w:val="center"/>
-        <w:rPr>
-          <w:rFonts w:ascii="Times New Roman" w:hAnsi="Times New Roman" w:cs="Times New Roman"/>
-          <w:b/>
-          <w:sz w:val="28"/>
-          <w:szCs w:val="28"/>
-        </w:rPr>
-      </w:pPr>
-    </w:p>
-    <w:p>
-      <w:pPr>
-        <w:spacing w:line="240" w:lineRule="auto"/>
-        <w:ind w:left="17"/>
-        <w:jc w:val="center"/>
-        <w:rPr>
-          <w:rFonts w:ascii="Times New Roman" w:hAnsi="Times New Roman" w:cs="Times New Roman"/>
-          <w:b/>
-          <w:sz w:val="28"/>
-          <w:szCs w:val="28"/>
-        </w:rPr>
-      </w:pPr>
-    </w:p>
-    <w:p>
-      <w:pPr>
-        <w:spacing w:line="240" w:lineRule="auto"/>
-        <w:ind w:left="17"/>
-        <w:jc w:val="center"/>
-        <w:rPr>
-          <w:rFonts w:ascii="Times New Roman" w:hAnsi="Times New Roman" w:cs="Times New Roman"/>
-          <w:b/>
-          <w:sz w:val="28"/>
-          <w:szCs w:val="28"/>
-        </w:rPr>
-      </w:pPr>
-    </w:p>
-    <w:p>
-      <w:pPr>
-        <w:spacing w:line="240" w:lineRule="auto"/>
-        <w:ind w:left="17"/>
-        <w:jc w:val="center"/>
-        <w:rPr>
-          <w:rFonts w:ascii="Times New Roman" w:hAnsi="Times New Roman" w:cs="Times New Roman"/>
-          <w:b/>
-          <w:sz w:val="28"/>
-          <w:szCs w:val="28"/>
-        </w:rPr>
-      </w:pPr>
-    </w:p>
-    <w:p>
-      <w:pPr>
-        <w:spacing w:line="240" w:lineRule="auto"/>
-        <w:ind w:left="17"/>
-        <w:jc w:val="center"/>
-        <w:rPr>
-          <w:rFonts w:ascii="Times New Roman" w:hAnsi="Times New Roman" w:cs="Times New Roman"/>
-          <w:b/>
-          <w:sz w:val="28"/>
-          <w:szCs w:val="28"/>
-        </w:rPr>
-      </w:pPr>
-    </w:p>
-    <w:p>
-      <w:pPr>
-        <w:spacing w:line="240" w:lineRule="auto"/>
-        <w:ind w:left="17"/>
-        <w:jc w:val="center"/>
-        <w:rPr>
-          <w:rFonts w:ascii="Times New Roman" w:hAnsi="Times New Roman" w:cs="Times New Roman"/>
-          <w:b/>
-          <w:sz w:val="28"/>
-          <w:szCs w:val="28"/>
-        </w:rPr>
-      </w:pPr>
-    </w:p>
-    <w:p>
-      <w:pPr>
-        <w:spacing w:after="0" w:line="240" w:lineRule="auto"/>
-        <w:ind w:left="17"/>
-        <w:jc w:val="center"/>
-        <w:rPr>
-          <w:rFonts w:ascii="Times New Roman" w:hAnsi="Times New Roman" w:cs="Times New Roman"/>
-          <w:b/>
-          <w:sz w:val="28"/>
-          <w:szCs w:val="28"/>
-        </w:rPr>
-      </w:pPr>
-      <w:r>
-        <w:rPr>
-          <w:rFonts w:ascii="Times New Roman" w:hAnsi="Times New Roman" w:cs="Times New Roman"/>
-          <w:b/>
-          <w:sz w:val="28"/>
-          <w:szCs w:val="28"/>
-        </w:rPr>
-        <w:t>MOHAMMED ADAMU</w:t>
-      </w:r>
-    </w:p>
-    <w:p>
-      <w:pPr>
-        <w:spacing w:after="0" w:line="240" w:lineRule="auto"/>
-        <w:ind w:left="17"/>
-        <w:jc w:val="center"/>
-        <w:rPr>
-          <w:rFonts w:ascii="Times New Roman" w:hAnsi="Times New Roman" w:cs="Times New Roman"/>
-          <w:b/>
-          <w:sz w:val="28"/>
-          <w:szCs w:val="28"/>
-        </w:rPr>
-      </w:pPr>
-      <w:r>
-        <w:rPr>
-          <w:rFonts w:ascii="Times New Roman" w:hAnsi="Times New Roman" w:cs="Times New Roman"/>
-          <w:b/>
-          <w:sz w:val="28"/>
-          <w:szCs w:val="28"/>
-        </w:rPr>
-        <w:t>ST/CS/HND/2</w:t>
-      </w:r>
-      <w:r>
-        <w:rPr>
-          <w:rFonts w:ascii="Times New Roman" w:hAnsi="Times New Roman" w:cs="Times New Roman"/>
-          <w:b/>
-          <w:sz w:val="28"/>
-          <w:szCs w:val="28"/>
-        </w:rPr>
-        <w:t>1</w:t>
-      </w:r>
-      <w:r>
-        <w:rPr>
-          <w:rFonts w:ascii="Times New Roman" w:hAnsi="Times New Roman" w:cs="Times New Roman"/>
-          <w:b/>
-          <w:sz w:val="28"/>
-          <w:szCs w:val="28"/>
-        </w:rPr>
-        <w:t>/0</w:t>
-      </w:r>
-      <w:r>
-        <w:rPr>
-          <w:rFonts w:ascii="Times New Roman" w:hAnsi="Times New Roman" w:cs="Times New Roman"/>
-          <w:b/>
-          <w:sz w:val="28"/>
-          <w:szCs w:val="28"/>
-        </w:rPr>
-        <w:t>50</w:t>
-      </w:r>
-    </w:p>
-    <w:p>
-      <w:pPr>
-        <w:spacing w:after="0" w:line="240" w:lineRule="auto"/>
-        <w:jc w:val="center"/>
-        <w:outlineLvl w:val="1"/>
-        <w:rPr>
-          <w:rFonts w:ascii="Times New Roman" w:hAnsi="Times New Roman" w:cs="Times New Roman"/>
-          <w:sz w:val="28"/>
-          <w:szCs w:val="28"/>
-        </w:rPr>
-      </w:pPr>
-    </w:p>
-    <w:p>
-      <w:pPr>
-        <w:spacing w:line="240" w:lineRule="auto"/>
-        <w:ind w:left="17"/>
-        <w:jc w:val="center"/>
-        <w:rPr>
-          <w:rFonts w:ascii="Times New Roman" w:hAnsi="Times New Roman" w:cs="Times New Roman"/>
-          <w:b/>
-          <w:sz w:val="28"/>
-          <w:szCs w:val="28"/>
-        </w:rPr>
-      </w:pPr>
-    </w:p>
-    <w:p>
-      <w:pPr>
-        <w:spacing w:line="240" w:lineRule="auto"/>
-        <w:ind w:left="17"/>
-        <w:jc w:val="center"/>
-        <w:rPr>
-          <w:rFonts w:ascii="Times New Roman" w:hAnsi="Times New Roman" w:cs="Times New Roman"/>
-          <w:b/>
-          <w:sz w:val="28"/>
-          <w:szCs w:val="28"/>
-        </w:rPr>
-      </w:pPr>
-    </w:p>
-    <w:p>
-      <w:pPr>
-        <w:spacing w:line="240" w:lineRule="auto"/>
-        <w:ind w:left="17"/>
-        <w:jc w:val="center"/>
-        <w:rPr>
-          <w:rFonts w:ascii="Times New Roman" w:hAnsi="Times New Roman" w:cs="Times New Roman"/>
-          <w:b/>
-          <w:sz w:val="28"/>
-          <w:szCs w:val="28"/>
-        </w:rPr>
-      </w:pPr>
-    </w:p>
-    <w:p>
-      <w:pPr>
-        <w:spacing w:line="240" w:lineRule="auto"/>
-        <w:ind w:left="17"/>
-        <w:jc w:val="center"/>
-        <w:rPr>
-          <w:rFonts w:ascii="Times New Roman" w:hAnsi="Times New Roman" w:cs="Times New Roman"/>
-          <w:b/>
-          <w:sz w:val="28"/>
-          <w:szCs w:val="28"/>
-        </w:rPr>
-      </w:pPr>
-      <w:r>
-        <w:rPr>
-          <w:rFonts w:ascii="Times New Roman" w:hAnsi="Times New Roman" w:cs="Times New Roman"/>
-          <w:b/>
-          <w:sz w:val="28"/>
-          <w:szCs w:val="28"/>
-        </w:rPr>
-        <w:t>A SEMINAR PRESENTED TO THE DEPARTMENT OF COMPUTER SCIENCE, SCHOOL OF SCIENCE AND TECHNOLOGY, FEDERAL POLYTECHNIC MUBI, ADAMAWA STATE, NIGERIA</w:t>
-      </w:r>
-    </w:p>
-    <w:p>
-      <w:pPr>
-        <w:spacing w:line="240" w:lineRule="auto"/>
-        <w:ind w:left="17" w:firstLineChars="200" w:firstLine="562"/>
-        <w:jc w:val="center"/>
-        <w:rPr>
-          <w:rFonts w:ascii="Times New Roman" w:hAnsi="Times New Roman" w:cs="Times New Roman"/>
-          <w:b/>
-          <w:sz w:val="28"/>
-          <w:szCs w:val="28"/>
-        </w:rPr>
-      </w:pPr>
-    </w:p>
-    <w:p>
-      <w:pPr>
-        <w:spacing w:line="240" w:lineRule="auto"/>
-        <w:ind w:left="17" w:firstLineChars="200" w:firstLine="562"/>
-        <w:jc w:val="center"/>
-        <w:rPr>
-          <w:rFonts w:ascii="Times New Roman" w:hAnsi="Times New Roman" w:cs="Times New Roman"/>
-          <w:b/>
-          <w:sz w:val="28"/>
-          <w:szCs w:val="28"/>
-        </w:rPr>
-      </w:pPr>
-    </w:p>
-    <w:p>
-      <w:pPr>
-        <w:spacing w:line="240" w:lineRule="auto"/>
-        <w:ind w:left="17"/>
-        <w:jc w:val="center"/>
-        <w:rPr>
-          <w:rFonts w:ascii="Times New Roman" w:hAnsi="Times New Roman" w:cs="Times New Roman"/>
-          <w:b/>
-          <w:sz w:val="28"/>
-          <w:szCs w:val="28"/>
-        </w:rPr>
-      </w:pPr>
-      <w:r>
-        <w:rPr>
-          <w:rFonts w:ascii="Times New Roman" w:hAnsi="Times New Roman" w:cs="Times New Roman"/>
-          <w:b/>
-          <w:sz w:val="28"/>
-          <w:szCs w:val="28"/>
-        </w:rPr>
-        <w:t xml:space="preserve">IN PARTIAL FULFILLMENT OF THE REQUIREMENTS FOR THE AWARD OF </w:t>
-      </w:r>
-      <w:r>
-        <w:rPr>
-          <w:rFonts w:ascii="Times New Roman" w:hAnsi="Times New Roman" w:cs="Times New Roman"/>
-          <w:b/>
-          <w:sz w:val="28"/>
-          <w:szCs w:val="28"/>
-        </w:rPr>
-        <w:t xml:space="preserve">HIGHER </w:t>
-      </w:r>
-      <w:r>
-        <w:rPr>
-          <w:rFonts w:ascii="Times New Roman" w:hAnsi="Times New Roman" w:cs="Times New Roman"/>
-          <w:b/>
-          <w:sz w:val="28"/>
-          <w:szCs w:val="28"/>
-        </w:rPr>
-        <w:t>NATIONAL DIPLOMA (</w:t>
-      </w:r>
-      <w:r>
-        <w:rPr>
-          <w:rFonts w:ascii="Times New Roman" w:hAnsi="Times New Roman" w:cs="Times New Roman"/>
-          <w:b/>
-          <w:sz w:val="28"/>
-          <w:szCs w:val="28"/>
-        </w:rPr>
-        <w:t>H</w:t>
-      </w:r>
-      <w:r>
-        <w:rPr>
-          <w:rFonts w:ascii="Times New Roman" w:hAnsi="Times New Roman" w:cs="Times New Roman"/>
-          <w:b/>
-          <w:sz w:val="28"/>
-          <w:szCs w:val="28"/>
-        </w:rPr>
-        <w:t>ND) IN COMPUTER SCIENCE</w:t>
-      </w:r>
-    </w:p>
-    <w:p>
-      <w:pPr>
-        <w:spacing w:line="240" w:lineRule="auto"/>
-        <w:ind w:left="17"/>
-        <w:jc w:val="center"/>
-        <w:rPr>
-          <w:rFonts w:ascii="Times New Roman" w:hAnsi="Times New Roman" w:cs="Times New Roman"/>
-          <w:sz w:val="28"/>
-          <w:szCs w:val="28"/>
-        </w:rPr>
-      </w:pPr>
-    </w:p>
-    <w:p>
-      <w:pPr>
-        <w:spacing w:line="240" w:lineRule="auto"/>
-        <w:ind w:left="17"/>
-        <w:rPr>
-          <w:rFonts w:ascii="Times New Roman" w:hAnsi="Times New Roman" w:cs="Times New Roman"/>
-          <w:b/>
-          <w:sz w:val="28"/>
-          <w:szCs w:val="28"/>
-        </w:rPr>
-      </w:pPr>
-    </w:p>
-    <w:p>
-      <w:pPr>
-        <w:spacing w:line="240" w:lineRule="auto"/>
-        <w:ind w:left="17"/>
-        <w:jc w:val="right"/>
-        <w:rPr>
-          <w:rFonts w:ascii="Times New Roman" w:hAnsi="Times New Roman" w:cs="Times New Roman"/>
-          <w:b/>
-          <w:sz w:val="28"/>
-          <w:szCs w:val="28"/>
-        </w:rPr>
-      </w:pPr>
-      <w:r>
-        <w:rPr>
-          <w:rFonts w:ascii="Times New Roman" w:hAnsi="Times New Roman" w:cs="Times New Roman"/>
+      </w:pPr>
+      <w:r>
+        <w:rPr>
+          <w:rFonts w:ascii="Times New Roman" w:eastAsia="Times New Roman" w:hAnsi="Times New Roman" w:cs="Times New Roman"/>
           <w:b/>
           <w:caps/>
-          <w:sz w:val="28"/>
-          <w:szCs w:val="28"/>
-        </w:rPr>
-        <w:t>AUGUST</w:t>
-      </w:r>
-      <w:r>
-        <w:rPr>
-          <w:rFonts w:ascii="Times New Roman" w:hAnsi="Times New Roman" w:cs="Times New Roman"/>
-          <w:b/>
-          <w:sz w:val="28"/>
-          <w:szCs w:val="28"/>
-        </w:rPr>
-        <w:t>, 202</w:t>
-      </w:r>
-      <w:r>
-        <w:rPr>
-          <w:rFonts w:ascii="Times New Roman" w:hAnsi="Times New Roman" w:cs="Times New Roman"/>
-          <w:b/>
-          <w:sz w:val="28"/>
-          <w:szCs w:val="28"/>
-        </w:rPr>
-        <w:t>3</w:t>
-      </w:r>
-    </w:p>
-    <w:p>
-      <w:pPr>
-        <w:spacing w:line="240" w:lineRule="auto"/>
-        <w:rPr>
-          <w:rFonts w:ascii="Times New Roman" w:eastAsia="Times New Roman" w:hAnsi="Times New Roman" w:cs="Times New Roman"/>
-          <w:b/>
-          <w:sz w:val="28"/>
-          <w:szCs w:val="28"/>
-        </w:rPr>
-      </w:pPr>
-      <w:r>
-        <w:rPr>
-          <w:rFonts w:ascii="Times New Roman" w:eastAsia="Times New Roman" w:hAnsi="Times New Roman" w:cs="Times New Roman"/>
-          <w:b/>
-          <w:sz w:val="28"/>
-          <w:szCs w:val="28"/>
-        </w:rPr>
-        <w:br w:type="page"/>
-      </w:r>
-    </w:p>
-    <w:p>
-      <w:pPr>
-        <w:spacing w:line="360" w:lineRule="auto"/>
-        <w:jc w:val="both"/>
-        <w:rPr>
-          <w:rFonts w:ascii="Times New Roman" w:eastAsia="Times New Roman" w:hAnsi="Times New Roman" w:cs="Times New Roman"/>
-          <w:b/>
-          <w:sz w:val="28"/>
-          <w:szCs w:val="28"/>
-        </w:rPr>
-      </w:pPr>
-      <w:r>
-        <w:rPr>
-          <w:rFonts w:ascii="Times New Roman" w:eastAsia="Times New Roman" w:hAnsi="Times New Roman" w:cs="Times New Roman"/>
-          <w:b/>
           <w:sz w:val="28"/>
           <w:szCs w:val="28"/>
         </w:rPr>
@@ -928,7 +469,7 @@
           <w:sz w:val="28"/>
           <w:szCs w:val="28"/>
         </w:rPr>
-        <w:t xml:space="preserve">In this </w:t>
+        <w:t xml:space="preserve">A </w:t>
       </w:r>
       <w:r>
         <w:rPr>
@@ -937,7 +478,7 @@
           <w:sz w:val="28"/>
           <w:szCs w:val="28"/>
         </w:rPr>
-        <w:t xml:space="preserve">seminar </w:t>
+        <w:t>new</w:t>
       </w:r>
       <w:r>
         <w:rPr>
@@ -946,7 +487,7 @@
           <w:sz w:val="28"/>
           <w:szCs w:val="28"/>
         </w:rPr>
-        <w:t xml:space="preserve">we present a </w:t>
+        <w:t xml:space="preserve"> wearable navigation system along with </w:t>
       </w:r>
       <w:r>
         <w:rPr>
@@ -955,7 +496,7 @@
           <w:sz w:val="28"/>
           <w:szCs w:val="28"/>
         </w:rPr>
-        <w:t>new</w:t>
+        <w:t>embedded</w:t>
       </w:r>
       <w:r>
         <w:rPr>
@@ -964,7 +505,7 @@
           <w:sz w:val="28"/>
           <w:szCs w:val="28"/>
         </w:rPr>
-        <w:t xml:space="preserve"> wearable navigation system along with </w:t>
+        <w:t xml:space="preserve"> H</w:t>
       </w:r>
       <w:r>
         <w:rPr>
@@ -973,7 +514,7 @@
           <w:sz w:val="28"/>
           <w:szCs w:val="28"/>
         </w:rPr>
-        <w:t>embedded</w:t>
+        <w:t xml:space="preserve">uman </w:t>
       </w:r>
       <w:r>
         <w:rPr>
@@ -982,7 +523,7 @@
           <w:sz w:val="28"/>
           <w:szCs w:val="28"/>
         </w:rPr>
-        <w:t xml:space="preserve"> H</w:t>
+        <w:t>C</w:t>
       </w:r>
       <w:r>
         <w:rPr>
@@ -991,7 +532,7 @@
           <w:sz w:val="28"/>
           <w:szCs w:val="28"/>
         </w:rPr>
-        <w:t xml:space="preserve">uman </w:t>
+        <w:t xml:space="preserve">omputer </w:t>
       </w:r>
       <w:r>
         <w:rPr>
@@ -1000,7 +541,7 @@
           <w:sz w:val="28"/>
           <w:szCs w:val="28"/>
         </w:rPr>
-        <w:t>C</w:t>
+        <w:t>I</w:t>
       </w:r>
       <w:r>
         <w:rPr>
@@ -1009,7 +550,7 @@
           <w:sz w:val="28"/>
           <w:szCs w:val="28"/>
         </w:rPr>
-        <w:t xml:space="preserve">omputer </w:t>
+        <w:t>nterface</w:t>
       </w:r>
       <w:r>
         <w:rPr>
@@ -1018,7 +559,7 @@
           <w:sz w:val="28"/>
           <w:szCs w:val="28"/>
         </w:rPr>
-        <w:t>I</w:t>
+        <w:t xml:space="preserve"> (HCI) model, where interaction with technology is dissolved into a day-today activity. In this type of HCI model a computer takes the input and tries to output an action that is a proactive anticipation of next action of a user. Usually, in urban areas people use voice assisted navigation systems or navigation guidelines displayed on a mobile phone. Some navigation systems are already installed on car dashboard, which needs explicit attention in order to make driving decisions.</w:t>
       </w:r>
       <w:r>
         <w:rPr>
@@ -1027,7 +568,7 @@
           <w:sz w:val="28"/>
           <w:szCs w:val="28"/>
         </w:rPr>
-        <w:t>nterface</w:t>
+        <w:t xml:space="preserve"> </w:t>
       </w:r>
       <w:r>
         <w:rPr>
@@ -1036,54 +577,7 @@
           <w:sz w:val="28"/>
           <w:szCs w:val="28"/>
         </w:rPr>
-        <w:t xml:space="preserve"> (HCI) model, where interaction with technology is dissolved into a day-today activity. In this type of HCI model a computer takes the input and tries to output an action that is a proactive anticipation of next action of a user. Usually, in urban areas people use voice assisted navigation systems or navigation guidelines displayed on a mobile phone. Some navigation systems are already installed on car dashboard, which needs explicit attention in order to make driving decisions.</w:t>
-      </w:r>
-      <w:r>
-        <w:rPr>
-          <w:rFonts w:ascii="Times New Roman" w:eastAsia="Times New Roman" w:hAnsi="Times New Roman" w:cs="Times New Roman"/>
-          <w:i/>
-          <w:sz w:val="28"/>
-          <w:szCs w:val="28"/>
-        </w:rPr>
-        <w:t xml:space="preserve"> </w:t>
-      </w:r>
-      <w:r>
-        <w:rPr>
-          <w:rFonts w:ascii="Times New Roman" w:eastAsia="Times New Roman" w:hAnsi="Times New Roman" w:cs="Times New Roman"/>
-          <w:i/>
-          <w:sz w:val="28"/>
-          <w:szCs w:val="28"/>
-        </w:rPr>
         <w:t xml:space="preserve">This wearable device is an index finger sleeve, which consists of vibrator modules, Bluetooth communication module and Microcontroller Unit (MCU). </w:t>
-      </w:r>
-    </w:p>
-    <w:p>
-      <w:pPr>
-        <w:spacing w:before="240" w:after="0" w:line="360" w:lineRule="auto"/>
-        <w:jc w:val="both"/>
-        <w:rPr>
-          <w:rFonts w:ascii="Times New Roman" w:eastAsia="Times New Roman" w:hAnsi="Times New Roman" w:cs="Times New Roman"/>
-          <w:b/>
-          <w:sz w:val="28"/>
-          <w:szCs w:val="28"/>
-        </w:rPr>
-      </w:pPr>
-      <w:r>
-        <w:rPr>
-          <w:rFonts w:ascii="Times New Roman" w:hAnsi="Times New Roman" w:cs="Times New Roman"/>
-          <w:b/>
-          <w:sz w:val="28"/>
-          <w:szCs w:val="28"/>
-        </w:rPr>
-        <w:t>Keywords</w:t>
-      </w:r>
-      <w:r>
-        <w:rPr>
-          <w:rFonts w:ascii="Times New Roman" w:hAnsi="Times New Roman" w:cs="Times New Roman"/>
-          <w:sz w:val="28"/>
-          <w:szCs w:val="28"/>
-        </w:rPr>
-        <w:t>: haptic perception, wearable device, vibrator module, navigation device.</w:t>
       </w:r>
     </w:p>
     <w:p>
@@ -1145,14 +639,16 @@
         <w:rPr>
           <w:rFonts w:ascii="Times New Roman" w:eastAsia="Times New Roman" w:hAnsi="Times New Roman" w:cs="Times New Roman"/>
           <w:b/>
-          <w:sz w:val="28"/>
-          <w:szCs w:val="28"/>
-        </w:rPr>
-      </w:pPr>
-      <w:r>
-        <w:rPr>
-          <w:rFonts w:ascii="Times New Roman" w:eastAsia="Times New Roman" w:hAnsi="Times New Roman" w:cs="Times New Roman"/>
-          <w:b/>
+          <w:caps/>
+          <w:sz w:val="28"/>
+          <w:szCs w:val="28"/>
+        </w:rPr>
+      </w:pPr>
+      <w:r>
+        <w:rPr>
+          <w:rFonts w:ascii="Times New Roman" w:eastAsia="Times New Roman" w:hAnsi="Times New Roman" w:cs="Times New Roman"/>
+          <w:b/>
+          <w:caps/>
           <w:sz w:val="28"/>
           <w:szCs w:val="28"/>
         </w:rPr>
@@ -1288,7 +784,32 @@
           <w:sz w:val="28"/>
           <w:szCs w:val="28"/>
         </w:rPr>
-        <w:t xml:space="preserve">, Jerome, Scott, </w:t>
+        <w:t xml:space="preserve"> </w:t>
+      </w:r>
+      <w:r>
+        <w:rPr>
+          <w:rFonts w:ascii="Times New Roman" w:eastAsia="Times New Roman" w:hAnsi="Times New Roman" w:cs="Times New Roman"/>
+          <w:i/>
+          <w:sz w:val="28"/>
+          <w:szCs w:val="28"/>
+        </w:rPr>
+        <w:t>et al.</w:t>
+      </w:r>
+      <w:r>
+        <w:rPr>
+          <w:rFonts w:ascii="Times New Roman" w:eastAsia="Times New Roman" w:hAnsi="Times New Roman" w:cs="Times New Roman"/>
+          <w:sz w:val="28"/>
+          <w:szCs w:val="28"/>
+        </w:rPr>
+        <w:t>, 2011</w:t>
+      </w:r>
+      <w:r>
+        <w:rPr>
+          <w:rFonts w:ascii="Times New Roman" w:eastAsia="Times New Roman" w:hAnsi="Times New Roman" w:cs="Times New Roman"/>
+          <w:sz w:val="28"/>
+          <w:szCs w:val="28"/>
+        </w:rPr>
+        <w:t xml:space="preserve">; </w:t>
       </w:r>
       <w:proofErr w:type="spellStart"/>
       <w:r>
@@ -1297,7 +818,7 @@
           <w:sz w:val="28"/>
           <w:szCs w:val="28"/>
         </w:rPr>
-        <w:t>Stobbe</w:t>
+        <w:t>Perault</w:t>
       </w:r>
       <w:proofErr w:type="spellEnd"/>
       <w:r>
@@ -1306,15 +827,7 @@
           <w:sz w:val="28"/>
           <w:szCs w:val="28"/>
         </w:rPr>
-        <w:t>, &amp; Stonehouse, 2011</w:t>
-      </w:r>
-      <w:r>
-        <w:rPr>
-          <w:rFonts w:ascii="Times New Roman" w:eastAsia="Times New Roman" w:hAnsi="Times New Roman" w:cs="Times New Roman"/>
-          <w:sz w:val="28"/>
-          <w:szCs w:val="28"/>
-        </w:rPr>
-        <w:t xml:space="preserve">; </w:t>
+        <w:t xml:space="preserve"> &amp; Simon, 2013; </w:t>
       </w:r>
       <w:proofErr w:type="spellStart"/>
       <w:r>
@@ -1323,7 +836,7 @@
           <w:sz w:val="28"/>
           <w:szCs w:val="28"/>
         </w:rPr>
-        <w:t>Perault</w:t>
+        <w:t>Nanayakkara</w:t>
       </w:r>
       <w:proofErr w:type="spellEnd"/>
       <w:r>
@@ -1332,7 +845,7 @@
           <w:sz w:val="28"/>
           <w:szCs w:val="28"/>
         </w:rPr>
-        <w:t xml:space="preserve"> &amp; Simon, 2013; </w:t>
+        <w:t xml:space="preserve"> &amp; </w:t>
       </w:r>
       <w:proofErr w:type="spellStart"/>
       <w:r>
@@ -1341,7 +854,7 @@
           <w:sz w:val="28"/>
           <w:szCs w:val="28"/>
         </w:rPr>
-        <w:t>Nanayakkara</w:t>
+        <w:t>Suranga</w:t>
       </w:r>
       <w:proofErr w:type="spellEnd"/>
       <w:r>
@@ -1350,24 +863,6 @@
           <w:sz w:val="28"/>
           <w:szCs w:val="28"/>
         </w:rPr>
-        <w:t xml:space="preserve"> &amp; </w:t>
-      </w:r>
-      <w:proofErr w:type="spellStart"/>
-      <w:r>
-        <w:rPr>
-          <w:rFonts w:ascii="Times New Roman" w:eastAsia="Times New Roman" w:hAnsi="Times New Roman" w:cs="Times New Roman"/>
-          <w:sz w:val="28"/>
-          <w:szCs w:val="28"/>
-        </w:rPr>
-        <w:t>Suranga</w:t>
-      </w:r>
-      <w:proofErr w:type="spellEnd"/>
-      <w:r>
-        <w:rPr>
-          <w:rFonts w:ascii="Times New Roman" w:eastAsia="Times New Roman" w:hAnsi="Times New Roman" w:cs="Times New Roman"/>
-          <w:sz w:val="28"/>
-          <w:szCs w:val="28"/>
-        </w:rPr>
         <w:t>, 2013</w:t>
       </w:r>
       <w:r>
@@ -1377,6 +872,23 @@
           <w:szCs w:val="28"/>
         </w:rPr>
         <w:t xml:space="preserve">). </w:t>
+      </w:r>
+    </w:p>
+    <w:p>
+      <w:pPr>
+        <w:rPr>
+          <w:rFonts w:ascii="Times New Roman" w:eastAsia="Times New Roman" w:hAnsi="Times New Roman" w:cs="Times New Roman"/>
+          <w:sz w:val="28"/>
+          <w:szCs w:val="28"/>
+        </w:rPr>
+      </w:pPr>
+      <w:r>
+        <w:rPr>
+          <w:rFonts w:ascii="Times New Roman" w:eastAsia="Times New Roman" w:hAnsi="Times New Roman" w:cs="Times New Roman"/>
+          <w:sz w:val="28"/>
+          <w:szCs w:val="28"/>
+        </w:rPr>
+        <w:br w:type="page"/>
       </w:r>
     </w:p>
     <w:p>
@@ -1660,7 +1172,33 @@
           <w:szCs w:val="28"/>
           <w:bdr w:val="none" w:sz="0" w:space="0" w:color="auto" w:frame="1"/>
         </w:rPr>
-        <w:t>The system makes the authentication process quick and easy; however, it has other advantages, that are:</w:t>
+        <w:t>The system makes the authentication process quick and easy; however, it has other advantages, that are</w:t>
+      </w:r>
+      <w:r>
+        <w:rPr>
+          <w:rFonts w:ascii="Times New Roman" w:eastAsia="Times New Roman" w:hAnsi="Times New Roman" w:cs="Times New Roman"/>
+          <w:sz w:val="28"/>
+          <w:szCs w:val="28"/>
+          <w:bdr w:val="none" w:sz="0" w:space="0" w:color="auto" w:frame="1"/>
+        </w:rPr>
+        <w:t xml:space="preserve"> (</w:t>
+      </w:r>
+      <w:r>
+        <w:rPr>
+          <w:rFonts w:ascii="Times New Roman" w:eastAsia="Times New Roman" w:hAnsi="Times New Roman" w:cs="Times New Roman"/>
+          <w:sz w:val="28"/>
+          <w:szCs w:val="28"/>
+        </w:rPr>
+        <w:t>Perrault &amp; Simon, 2013)</w:t>
+      </w:r>
+      <w:r>
+        <w:rPr>
+          <w:rFonts w:ascii="Times New Roman" w:eastAsia="Times New Roman" w:hAnsi="Times New Roman" w:cs="Times New Roman"/>
+          <w:sz w:val="28"/>
+          <w:szCs w:val="28"/>
+          <w:bdr w:val="none" w:sz="0" w:space="0" w:color="auto" w:frame="1"/>
+        </w:rPr>
+        <w:t>:</w:t>
       </w:r>
     </w:p>
     <w:p>
@@ -2224,6 +1762,38 @@
         </w:rPr>
         <w:t>Figure 1: Typical Finger sleeve</w:t>
       </w:r>
+      <w:r>
+        <w:rPr>
+          <w:rFonts w:ascii="Times New Roman" w:eastAsia="Times New Roman" w:hAnsi="Times New Roman" w:cs="Times New Roman"/>
+          <w:sz w:val="28"/>
+          <w:szCs w:val="28"/>
+        </w:rPr>
+        <w:t xml:space="preserve"> </w:t>
+      </w:r>
+      <w:r>
+        <w:rPr>
+          <w:rFonts w:ascii="Times New Roman" w:eastAsia="Times New Roman" w:hAnsi="Times New Roman" w:cs="Times New Roman"/>
+          <w:sz w:val="28"/>
+          <w:szCs w:val="28"/>
+        </w:rPr>
+        <w:t>(Schmidt, 20</w:t>
+      </w:r>
+      <w:r>
+        <w:rPr>
+          <w:rFonts w:ascii="Times New Roman" w:eastAsia="Times New Roman" w:hAnsi="Times New Roman" w:cs="Times New Roman"/>
+          <w:sz w:val="28"/>
+          <w:szCs w:val="28"/>
+        </w:rPr>
+        <w:t>2</w:t>
+      </w:r>
+      <w:r>
+        <w:rPr>
+          <w:rFonts w:ascii="Times New Roman" w:eastAsia="Times New Roman" w:hAnsi="Times New Roman" w:cs="Times New Roman"/>
+          <w:sz w:val="28"/>
+          <w:szCs w:val="28"/>
+        </w:rPr>
+        <w:t>0).</w:t>
+      </w:r>
     </w:p>
     <w:p>
       <w:pPr>
@@ -2267,7 +1837,23 @@
           <w:sz w:val="28"/>
           <w:szCs w:val="28"/>
         </w:rPr>
-        <w:t xml:space="preserve"> (Schmidt, 2000).</w:t>
+        <w:t xml:space="preserve"> (Schmidt, 20</w:t>
+      </w:r>
+      <w:r>
+        <w:rPr>
+          <w:rFonts w:ascii="Times New Roman" w:eastAsia="Times New Roman" w:hAnsi="Times New Roman" w:cs="Times New Roman"/>
+          <w:sz w:val="28"/>
+          <w:szCs w:val="28"/>
+        </w:rPr>
+        <w:t>2</w:t>
+      </w:r>
+      <w:r>
+        <w:rPr>
+          <w:rFonts w:ascii="Times New Roman" w:eastAsia="Times New Roman" w:hAnsi="Times New Roman" w:cs="Times New Roman"/>
+          <w:sz w:val="28"/>
+          <w:szCs w:val="28"/>
+        </w:rPr>
+        <w:t>0).</w:t>
       </w:r>
     </w:p>
     <w:p>
@@ -2607,6 +2193,46 @@
         </w:rPr>
         <w:t>Android OS based Smartphone mobile Application</w:t>
       </w:r>
+      <w:r>
+        <w:rPr>
+          <w:rFonts w:ascii="Times New Roman" w:eastAsia="Times New Roman" w:hAnsi="Times New Roman" w:cs="Times New Roman"/>
+          <w:sz w:val="28"/>
+          <w:szCs w:val="28"/>
+        </w:rPr>
+        <w:t xml:space="preserve"> (</w:t>
+      </w:r>
+      <w:r>
+        <w:rPr>
+          <w:rFonts w:ascii="Times New Roman" w:eastAsia="Times New Roman" w:hAnsi="Times New Roman" w:cs="Times New Roman"/>
+          <w:sz w:val="28"/>
+          <w:szCs w:val="28"/>
+        </w:rPr>
+        <w:t>Solomon</w:t>
+      </w:r>
+      <w:r>
+        <w:rPr>
+          <w:rFonts w:ascii="Times New Roman" w:eastAsia="Times New Roman" w:hAnsi="Times New Roman" w:cs="Times New Roman"/>
+          <w:sz w:val="28"/>
+          <w:szCs w:val="28"/>
+        </w:rPr>
+        <w:t xml:space="preserve">, </w:t>
+      </w:r>
+      <w:r>
+        <w:rPr>
+          <w:rFonts w:ascii="Times New Roman" w:eastAsia="Times New Roman" w:hAnsi="Times New Roman" w:cs="Times New Roman"/>
+          <w:sz w:val="28"/>
+          <w:szCs w:val="28"/>
+        </w:rPr>
+        <w:t>2014)</w:t>
+      </w:r>
+      <w:r>
+        <w:rPr>
+          <w:rFonts w:ascii="Times New Roman" w:eastAsia="Times New Roman" w:hAnsi="Times New Roman" w:cs="Times New Roman"/>
+          <w:sz w:val="28"/>
+          <w:szCs w:val="28"/>
+        </w:rPr>
+        <w:t>.</w:t>
+      </w:r>
     </w:p>
     <w:p>
       <w:pPr>
@@ -3401,17 +3027,23 @@
           <w:sz w:val="28"/>
           <w:szCs w:val="28"/>
         </w:rPr>
-        <w:t>Schmidt, A. (2000). Implic</w:t>
-      </w:r>
-      <w:bookmarkStart w:id="0" w:name="_GoBack"/>
-      <w:bookmarkEnd w:id="0"/>
-      <w:r>
-        <w:rPr>
-          <w:rFonts w:ascii="Times New Roman" w:eastAsia="Times New Roman" w:hAnsi="Times New Roman" w:cs="Times New Roman"/>
-          <w:sz w:val="28"/>
-          <w:szCs w:val="28"/>
-        </w:rPr>
-        <w:t xml:space="preserve">it Human Computer Interaction Through Context. </w:t>
+        <w:t>Schmidt, A. (20</w:t>
+      </w:r>
+      <w:r>
+        <w:rPr>
+          <w:rFonts w:ascii="Times New Roman" w:eastAsia="Times New Roman" w:hAnsi="Times New Roman" w:cs="Times New Roman"/>
+          <w:sz w:val="28"/>
+          <w:szCs w:val="28"/>
+        </w:rPr>
+        <w:t>2</w:t>
+      </w:r>
+      <w:r>
+        <w:rPr>
+          <w:rFonts w:ascii="Times New Roman" w:eastAsia="Times New Roman" w:hAnsi="Times New Roman" w:cs="Times New Roman"/>
+          <w:sz w:val="28"/>
+          <w:szCs w:val="28"/>
+        </w:rPr>
+        <w:t xml:space="preserve">0). Implicit Human Computer Interaction Through Context. </w:t>
       </w:r>
       <w:r>
         <w:rPr>
@@ -3481,6 +3113,8 @@
           <w:szCs w:val="28"/>
         </w:rPr>
       </w:pPr>
+      <w:bookmarkStart w:id="0" w:name="_GoBack"/>
+      <w:bookmarkEnd w:id="0"/>
     </w:p>
     <w:sectPr>
       <w:pgSz w:w="11907" w:h="16839" w:code="9"/>
@@ -5229,6 +4863,25 @@
       <w:shd w:val="clear" w:color="auto" w:fill="E1DFDD"/>
     </w:rPr>
   </w:style>
+  <w:style w:type="table" w:styleId="TableGrid">
+    <w:name w:val="Table Grid"/>
+    <w:basedOn w:val="TableNormal"/>
+    <w:uiPriority w:val="59"/>
+    <w:rsid w:val="00E9477E"/>
+    <w:pPr>
+      <w:spacing w:after="0" w:line="240" w:lineRule="auto"/>
+    </w:pPr>
+    <w:tblPr>
+      <w:tblBorders>
+        <w:top w:val="single" w:sz="4" w:space="0" w:color="auto"/>
+        <w:left w:val="single" w:sz="4" w:space="0" w:color="auto"/>
+        <w:bottom w:val="single" w:sz="4" w:space="0" w:color="auto"/>
+        <w:right w:val="single" w:sz="4" w:space="0" w:color="auto"/>
+        <w:insideH w:val="single" w:sz="4" w:space="0" w:color="auto"/>
+        <w:insideV w:val="single" w:sz="4" w:space="0" w:color="auto"/>
+      </w:tblBorders>
+    </w:tblPr>
+  </w:style>
 </w:styles>
 </file>
 
